--- a/project.docx
+++ b/project.docx
@@ -1,6 +1,6 @@
 
 <file path=word/document.xml><?xml version="1.0" encoding="utf-8"?>
-<w:document xmlns:wpc="http://schemas.microsoft.com/office/word/2010/wordprocessingCanvas" xmlns:cx="http://schemas.microsoft.com/office/drawing/2014/chartex" xmlns:cx1="http://schemas.microsoft.com/office/drawing/2015/9/8/chartex" xmlns:cx2="http://schemas.microsoft.com/office/drawing/2015/10/21/chartex" xmlns:cx3="http://schemas.microsoft.com/office/drawing/2016/5/9/chartex" xmlns:cx4="http://schemas.microsoft.com/office/drawing/2016/5/10/chartex" xmlns:cx5="http://schemas.microsoft.com/office/drawing/2016/5/11/chartex" xmlns:cx6="http://schemas.microsoft.com/office/drawing/2016/5/12/chartex" xmlns:cx7="http://schemas.microsoft.com/office/drawing/2016/5/13/chartex" xmlns:cx8="http://schemas.microsoft.com/office/drawing/2016/5/14/chartex" xmlns:mc="http://schemas.openxmlformats.org/markup-compatibility/2006" xmlns:aink="http://schemas.microsoft.com/office/drawing/2016/ink" xmlns:am3d="http://schemas.microsoft.com/office/drawing/2017/model3d" xmlns:o="urn:schemas-microsoft-com:office:office" xmlns:r="http://schemas.openxmlformats.org/officeDocument/2006/relationships" xmlns:m="http://schemas.openxmlformats.org/officeDocument/2006/math" xmlns:v="urn:schemas-microsoft-com:vml" xmlns:wp14="http://schemas.microsoft.com/office/word/2010/wordprocessingDrawing" xmlns:wp="http://schemas.openxmlformats.org/drawingml/2006/wordprocessingDrawing" xmlns:w10="urn:schemas-microsoft-com:office:word" xmlns:w="http://schemas.openxmlformats.org/wordprocessingml/2006/main" xmlns:w14="http://schemas.microsoft.com/office/word/2010/wordml" xmlns:w15="http://schemas.microsoft.com/office/word/2012/wordml" xmlns:w16cid="http://schemas.microsoft.com/office/word/2016/wordml/cid" xmlns:w16se="http://schemas.microsoft.com/office/word/2015/wordml/symex" xmlns:wpg="http://schemas.microsoft.com/office/word/2010/wordprocessingGroup" xmlns:wpi="http://schemas.microsoft.com/office/word/2010/wordprocessingInk" xmlns:wne="http://schemas.microsoft.com/office/word/2006/wordml" xmlns:wps="http://schemas.microsoft.com/office/word/2010/wordprocessingShape" mc:Ignorable="w14 w15 w16se w16cid wp14">
+<w:document xmlns:wpc="http://schemas.microsoft.com/office/word/2010/wordprocessingCanvas" xmlns:cx="http://schemas.microsoft.com/office/drawing/2014/chartex" xmlns:mc="http://schemas.openxmlformats.org/markup-compatibility/2006" xmlns:o="urn:schemas-microsoft-com:office:office" xmlns:r="http://schemas.openxmlformats.org/officeDocument/2006/relationships" xmlns:m="http://schemas.openxmlformats.org/officeDocument/2006/math" xmlns:v="urn:schemas-microsoft-com:vml" xmlns:wp14="http://schemas.microsoft.com/office/word/2010/wordprocessingDrawing" xmlns:wp="http://schemas.openxmlformats.org/drawingml/2006/wordprocessingDrawing" xmlns:w10="urn:schemas-microsoft-com:office:word" xmlns:w="http://schemas.openxmlformats.org/wordprocessingml/2006/main" xmlns:w14="http://schemas.microsoft.com/office/word/2010/wordml" xmlns:w15="http://schemas.microsoft.com/office/word/2012/wordml" xmlns:w16se="http://schemas.microsoft.com/office/word/2015/wordml/symex" xmlns:wpg="http://schemas.microsoft.com/office/word/2010/wordprocessingGroup" xmlns:wpi="http://schemas.microsoft.com/office/word/2010/wordprocessingInk" xmlns:wne="http://schemas.microsoft.com/office/word/2006/wordml" xmlns:wps="http://schemas.microsoft.com/office/word/2010/wordprocessingShape" mc:Ignorable="w14 w15 w16se wp14">
   <w:body>
     <w:p>
       <w:pPr>
@@ -1340,10 +1340,7 @@
     </w:p>
     <w:p>
       <w:r>
-        <w:t>Провести анализ существующих алгоритмов решения задачи двумерной упаковки</w:t>
-      </w:r>
-      <w:r>
-        <w:t xml:space="preserve">. </w:t>
+        <w:t xml:space="preserve">Провести анализ существующих алгоритмов решения задачи двумерной упаковки. </w:t>
       </w:r>
     </w:p>
     <w:p>
@@ -1430,10 +1427,7 @@
         <w:t>исследования заключается в том, что применение простых эвристических алгоритмов сортировки и упаковки объектов по полкам позволит существенно повысить коэффициент использования площади материала по сравнению с интуитивным ручным размещением.</w:t>
       </w:r>
     </w:p>
-    <w:p>
-      <w:bookmarkStart w:id="1" w:name="_GoBack"/>
-      <w:bookmarkEnd w:id="1"/>
-    </w:p>
+    <w:p/>
     <w:p>
       <w:r>
         <w:rPr>
@@ -1529,102 +1523,239 @@
       <w:pPr>
         <w:pStyle w:val="1"/>
       </w:pPr>
-      <w:bookmarkStart w:id="2" w:name="_Toc222908222"/>
+      <w:bookmarkStart w:id="1" w:name="_Toc222908222"/>
       <w:r>
         <w:lastRenderedPageBreak/>
         <w:t>Глава 1. Теория по вашей теме</w:t>
       </w:r>
+      <w:bookmarkEnd w:id="1"/>
+    </w:p>
+    <w:p>
+      <w:bookmarkStart w:id="2" w:name="_Toc222908223"/>
+      <w:r>
+        <w:t>Теоретическая часть проекта посвящена анализу проблемы эффективного использования материала. Мы рассмотрим, какие типы задач раскроя существуют и какие математические методы помогают их решать.</w:t>
+      </w:r>
+    </w:p>
+    <w:p>
+      <w:pPr>
+        <w:pStyle w:val="2"/>
+      </w:pPr>
+      <w:r>
+        <w:t xml:space="preserve">1.1. </w:t>
+      </w:r>
+      <w:r>
+        <w:t>П</w:t>
+      </w:r>
+      <w:r>
+        <w:t>онятия объекта</w:t>
+      </w:r>
       <w:bookmarkEnd w:id="2"/>
     </w:p>
     <w:p>
-      <w:pPr>
-        <w:rPr>
-          <w:i/>
-          <w:iCs/>
-        </w:rPr>
-      </w:pPr>
-      <w:r>
-        <w:rPr>
-          <w:i/>
-          <w:iCs/>
-        </w:rPr>
-        <w:t>Методичка, стр. 17</w:t>
-      </w:r>
-    </w:p>
-    <w:p>
-      <w:r>
-        <w:t>Э</w:t>
-      </w:r>
-      <w:r>
-        <w:t xml:space="preserve">то теоретический раздел, состоящий </w:t>
-      </w:r>
-      <w:r>
-        <w:t xml:space="preserve">ОБЫЧНО </w:t>
-      </w:r>
-      <w:r>
-        <w:t xml:space="preserve">из двух разделов. </w:t>
-      </w:r>
-    </w:p>
-    <w:p>
-      <w:r>
-        <w:t xml:space="preserve">Она пишется в форме литературного обзора. Основные задачи литературного обзора – раскрыть степень научной разработанности различных проблем, связанных с темой исследования, сравнить альтернативные точки зрения, сформулировать собственную позицию. </w:t>
-      </w:r>
-    </w:p>
-    <w:p>
-      <w:r>
-        <w:t xml:space="preserve">Литературный обзор – это не переписывание литературных и прочих источников, а их анализ, сопоставление позиций различных авторов. Обязательна корректная расстановка ссылок, точное указание фамилий и инициалов ученых, использование как отечественных, так и зарубежных (переводных) источников. </w:t>
-      </w:r>
-    </w:p>
-    <w:p>
-      <w:r>
-        <w:t xml:space="preserve">Теоретическая глава должна отражать все многообразие мнений по рассматриваемой проблеме. </w:t>
-      </w:r>
-    </w:p>
-    <w:p>
-      <w:pPr>
-        <w:pStyle w:val="2"/>
-      </w:pPr>
-      <w:bookmarkStart w:id="3" w:name="_Toc222908223"/>
-      <w:r>
-        <w:t xml:space="preserve">1.1. </w:t>
-      </w:r>
-      <w:r>
-        <w:t>П</w:t>
-      </w:r>
-      <w:r>
-        <w:t>онятия объекта</w:t>
-      </w:r>
+      <w:bookmarkStart w:id="3" w:name="_Toc222908224"/>
+      <w:r>
+        <w:t xml:space="preserve">В общем виде задача двумерной упаковки звучит так: имеется набор прямоугольников (или других фигур) и один большой контейнер. Нужно разместить все маленькие объекты внутри большого так, чтобы они не пересекались и занимали как можно меньше места. Если высота контейнера не ограничена, мы говорим о задаче </w:t>
+      </w:r>
+      <w:proofErr w:type="spellStart"/>
+      <w:r>
+        <w:t>Strip</w:t>
+      </w:r>
+      <w:proofErr w:type="spellEnd"/>
+      <w:r>
+        <w:t xml:space="preserve"> </w:t>
+      </w:r>
+      <w:proofErr w:type="spellStart"/>
+      <w:r>
+        <w:t>Packing</w:t>
+      </w:r>
+      <w:proofErr w:type="spellEnd"/>
+      <w:r>
+        <w:t xml:space="preserve">. В моём проекте рассматривается именно она: лист материала — это полоса бесконечной длины (высоты), а наша цель — упаковать детали, </w:t>
+      </w:r>
+      <w:proofErr w:type="spellStart"/>
+      <w:r>
+        <w:t>минимизируя</w:t>
+      </w:r>
+      <w:proofErr w:type="spellEnd"/>
+      <w:r>
+        <w:t xml:space="preserve"> итоговую высоту заполнения.</w:t>
+      </w:r>
+    </w:p>
+    <w:p/>
+    <w:p>
+      <w:r>
+        <w:t xml:space="preserve">С точки зрения бизнеса, задача классифицируется как задача раскроя промышленных материалов. Исследования в этой области ведутся с середины XX века. Канторович и </w:t>
+      </w:r>
+      <w:proofErr w:type="spellStart"/>
+      <w:r>
+        <w:t>Залгаллер</w:t>
+      </w:r>
+      <w:proofErr w:type="spellEnd"/>
+      <w:r>
+        <w:t xml:space="preserve"> заложили основы экономичного раскроя материалов. Сейчас известны точные методы (перебор, динамическое программирование), но для большого количества деталей они работают неприемлемо долго, так как время расчёта растёт экспоненциально.</w:t>
+      </w:r>
+    </w:p>
+    <w:p>
+      <w:r>
+        <w:t xml:space="preserve">1.2. Про </w:t>
+      </w:r>
+      <w:r>
+        <w:t>предмет исследования</w:t>
+      </w:r>
+      <w:bookmarkStart w:id="4" w:name="_GoBack"/>
       <w:bookmarkEnd w:id="3"/>
-    </w:p>
-    <w:p>
-      <w:r>
-        <w:t>Исследования, посвящённые сходной тематике</w:t>
-      </w:r>
-    </w:p>
-    <w:p>
-      <w:pPr>
-        <w:pStyle w:val="2"/>
-      </w:pPr>
-      <w:bookmarkStart w:id="4" w:name="_Toc222908224"/>
-      <w:r>
-        <w:t xml:space="preserve">1.2. Про </w:t>
-      </w:r>
-      <w:r>
-        <w:t>предмет исследования</w:t>
-      </w:r>
       <w:bookmarkEnd w:id="4"/>
     </w:p>
     <w:p>
       <w:r>
-        <w:t>Как проблема, поставленная в проекте, решается сейчас</w:t>
-      </w:r>
-    </w:p>
-    <w:p>
-      <w:r>
-        <w:t>Выводы по Главе 1.</w:t>
+        <w:t xml:space="preserve">Из-за сложности задачи на практике чаще применяют приближённые алгоритмы — эвристики. Они не гарантируют идеальный результат, но дают хорошее решение за приемлемое время. Один из классических подходов — алгоритмы семейства </w:t>
+      </w:r>
+      <w:proofErr w:type="spellStart"/>
+      <w:r>
+        <w:t>Shelf</w:t>
+      </w:r>
+      <w:proofErr w:type="spellEnd"/>
+      <w:r>
+        <w:t xml:space="preserve"> (упаковка на полки).</w:t>
       </w:r>
     </w:p>
     <w:p/>
+    <w:p>
+      <w:r>
+        <w:t xml:space="preserve">Идея проста: мы создаём горизонтальные уровни (полки). Сортируем все детали по убыванию высоты (или другого параметра). Затем кладём каждую деталь на первую полку, где для неё есть место по ширине. Если такой полки нет, открываем новую полку снизу. Это так называемый алгоритм </w:t>
+      </w:r>
+      <w:proofErr w:type="spellStart"/>
+      <w:r>
+        <w:t>Next</w:t>
+      </w:r>
+      <w:proofErr w:type="spellEnd"/>
+      <w:r>
+        <w:t xml:space="preserve"> </w:t>
+      </w:r>
+      <w:proofErr w:type="spellStart"/>
+      <w:r>
+        <w:t>Fit</w:t>
+      </w:r>
+      <w:proofErr w:type="spellEnd"/>
+      <w:r>
+        <w:t xml:space="preserve"> </w:t>
+      </w:r>
+      <w:proofErr w:type="spellStart"/>
+      <w:r>
+        <w:t>Decreasing</w:t>
+      </w:r>
+      <w:proofErr w:type="spellEnd"/>
+      <w:r>
+        <w:t xml:space="preserve"> </w:t>
+      </w:r>
+      <w:proofErr w:type="spellStart"/>
+      <w:r>
+        <w:lastRenderedPageBreak/>
+        <w:t>Height</w:t>
+      </w:r>
+      <w:proofErr w:type="spellEnd"/>
+      <w:r>
+        <w:t xml:space="preserve"> (NFDH). Более эффективный вариант — </w:t>
+      </w:r>
+      <w:proofErr w:type="spellStart"/>
+      <w:r>
+        <w:t>First</w:t>
+      </w:r>
+      <w:proofErr w:type="spellEnd"/>
+      <w:r>
+        <w:t xml:space="preserve"> </w:t>
+      </w:r>
+      <w:proofErr w:type="spellStart"/>
+      <w:r>
+        <w:t>Fit</w:t>
+      </w:r>
+      <w:proofErr w:type="spellEnd"/>
+      <w:r>
+        <w:t xml:space="preserve"> </w:t>
+      </w:r>
+      <w:proofErr w:type="spellStart"/>
+      <w:r>
+        <w:t>Decreasing</w:t>
+      </w:r>
+      <w:proofErr w:type="spellEnd"/>
+      <w:r>
+        <w:t xml:space="preserve"> </w:t>
+      </w:r>
+      <w:proofErr w:type="spellStart"/>
+      <w:r>
+        <w:t>Height</w:t>
+      </w:r>
+      <w:proofErr w:type="spellEnd"/>
+      <w:r>
+        <w:t xml:space="preserve"> (FFDH), который мы и реализовали в коде.</w:t>
+      </w:r>
+    </w:p>
+    <w:p/>
+    <w:p>
+      <w:r>
+        <w:t xml:space="preserve">Кроме этого, существуют </w:t>
+      </w:r>
+      <w:proofErr w:type="spellStart"/>
+      <w:r>
+        <w:t>метаэвристические</w:t>
+      </w:r>
+      <w:proofErr w:type="spellEnd"/>
+      <w:r>
+        <w:t xml:space="preserve"> алгоритмы: генетические алгоритмы, имитация отжига, муравьиные колонии. Они дают результаты, близкие к оптимальным, но сложны в реализации и требовательны к вычислительным ресурсам. Для целей малого бизнеса, где деталей немного (до 50-100 штук), простой </w:t>
+      </w:r>
+      <w:proofErr w:type="spellStart"/>
+      <w:r>
+        <w:t>Shelf</w:t>
+      </w:r>
+      <w:proofErr w:type="spellEnd"/>
+      <w:r>
+        <w:t xml:space="preserve"> FFD работает достаточно хорошо. Он легко программируется и быстро считает, что критично для пользовательского опыта.</w:t>
+      </w:r>
+    </w:p>
+    <w:p/>
+    <w:p>
+      <w:r>
+        <w:t>Выводы по Главе 1</w:t>
+      </w:r>
+    </w:p>
+    <w:p/>
+    <w:p>
+      <w:r>
+        <w:t xml:space="preserve">Задача двумерной упаковки имеет большое практическое значение для производств. Из-за её математической сложности невозможно найти идеальное решение за разумное время для всех случаев. Однако эвристические алгоритмы, такие как </w:t>
+      </w:r>
+      <w:proofErr w:type="spellStart"/>
+      <w:r>
+        <w:t>First</w:t>
+      </w:r>
+      <w:proofErr w:type="spellEnd"/>
+      <w:r>
+        <w:t xml:space="preserve"> </w:t>
+      </w:r>
+      <w:proofErr w:type="spellStart"/>
+      <w:r>
+        <w:t>Fit</w:t>
+      </w:r>
+      <w:proofErr w:type="spellEnd"/>
+      <w:r>
+        <w:t xml:space="preserve"> </w:t>
+      </w:r>
+      <w:proofErr w:type="spellStart"/>
+      <w:r>
+        <w:t>Decreasing</w:t>
+      </w:r>
+      <w:proofErr w:type="spellEnd"/>
+      <w:r>
+        <w:t xml:space="preserve"> </w:t>
+      </w:r>
+      <w:proofErr w:type="spellStart"/>
+      <w:r>
+        <w:t>Height</w:t>
+      </w:r>
+      <w:proofErr w:type="spellEnd"/>
+      <w:r>
+        <w:t>, позволяют получить практически приемлемые результаты. Анализ литературы показал, что выбор алгоритма — это всегда компромисс между скоростью и плотностью упаковки. Для приложения, ориентированного на малый бизнес, оптимальным является использование быстрых эвристик с возможностью дальнейшего улучшения алгоритмической базы.</w:t>
+      </w:r>
+    </w:p>
     <w:p>
       <w:pPr>
         <w:pStyle w:val="1"/>
@@ -1823,7 +1954,7 @@
 </file>
 
 <file path=word/endnotes.xml><?xml version="1.0" encoding="utf-8"?>
-<w:endnotes xmlns:wpc="http://schemas.microsoft.com/office/word/2010/wordprocessingCanvas" xmlns:cx="http://schemas.microsoft.com/office/drawing/2014/chartex" xmlns:cx1="http://schemas.microsoft.com/office/drawing/2015/9/8/chartex" xmlns:cx2="http://schemas.microsoft.com/office/drawing/2015/10/21/chartex" xmlns:cx3="http://schemas.microsoft.com/office/drawing/2016/5/9/chartex" xmlns:cx4="http://schemas.microsoft.com/office/drawing/2016/5/10/chartex" xmlns:cx5="http://schemas.microsoft.com/office/drawing/2016/5/11/chartex" xmlns:cx6="http://schemas.microsoft.com/office/drawing/2016/5/12/chartex" xmlns:cx7="http://schemas.microsoft.com/office/drawing/2016/5/13/chartex" xmlns:cx8="http://schemas.microsoft.com/office/drawing/2016/5/14/chartex" xmlns:mc="http://schemas.openxmlformats.org/markup-compatibility/2006" xmlns:aink="http://schemas.microsoft.com/office/drawing/2016/ink" xmlns:am3d="http://schemas.microsoft.com/office/drawing/2017/model3d" xmlns:o="urn:schemas-microsoft-com:office:office" xmlns:r="http://schemas.openxmlformats.org/officeDocument/2006/relationships" xmlns:m="http://schemas.openxmlformats.org/officeDocument/2006/math" xmlns:v="urn:schemas-microsoft-com:vml" xmlns:wp14="http://schemas.microsoft.com/office/word/2010/wordprocessingDrawing" xmlns:wp="http://schemas.openxmlformats.org/drawingml/2006/wordprocessingDrawing" xmlns:w10="urn:schemas-microsoft-com:office:word" xmlns:w="http://schemas.openxmlformats.org/wordprocessingml/2006/main" xmlns:w14="http://schemas.microsoft.com/office/word/2010/wordml" xmlns:w15="http://schemas.microsoft.com/office/word/2012/wordml" xmlns:w16cid="http://schemas.microsoft.com/office/word/2016/wordml/cid" xmlns:w16se="http://schemas.microsoft.com/office/word/2015/wordml/symex" xmlns:wpg="http://schemas.microsoft.com/office/word/2010/wordprocessingGroup" xmlns:wpi="http://schemas.microsoft.com/office/word/2010/wordprocessingInk" xmlns:wne="http://schemas.microsoft.com/office/word/2006/wordml" xmlns:wps="http://schemas.microsoft.com/office/word/2010/wordprocessingShape" mc:Ignorable="w14 w15 w16se w16cid wp14">
+<w:endnotes xmlns:wpc="http://schemas.microsoft.com/office/word/2010/wordprocessingCanvas" xmlns:cx="http://schemas.microsoft.com/office/drawing/2014/chartex" xmlns:mc="http://schemas.openxmlformats.org/markup-compatibility/2006" xmlns:o="urn:schemas-microsoft-com:office:office" xmlns:r="http://schemas.openxmlformats.org/officeDocument/2006/relationships" xmlns:m="http://schemas.openxmlformats.org/officeDocument/2006/math" xmlns:v="urn:schemas-microsoft-com:vml" xmlns:wp14="http://schemas.microsoft.com/office/word/2010/wordprocessingDrawing" xmlns:wp="http://schemas.openxmlformats.org/drawingml/2006/wordprocessingDrawing" xmlns:w10="urn:schemas-microsoft-com:office:word" xmlns:w="http://schemas.openxmlformats.org/wordprocessingml/2006/main" xmlns:w14="http://schemas.microsoft.com/office/word/2010/wordml" xmlns:w15="http://schemas.microsoft.com/office/word/2012/wordml" xmlns:w16se="http://schemas.microsoft.com/office/word/2015/wordml/symex" xmlns:wpg="http://schemas.microsoft.com/office/word/2010/wordprocessingGroup" xmlns:wpi="http://schemas.microsoft.com/office/word/2010/wordprocessingInk" xmlns:wne="http://schemas.microsoft.com/office/word/2006/wordml" xmlns:wps="http://schemas.microsoft.com/office/word/2010/wordprocessingShape" mc:Ignorable="w14 w15 w16se wp14">
   <w:endnote w:type="separator" w:id="-1">
     <w:p>
       <w:pPr>
@@ -1848,7 +1979,7 @@
 </file>
 
 <file path=word/footer1.xml><?xml version="1.0" encoding="utf-8"?>
-<w:ftr xmlns:wpc="http://schemas.microsoft.com/office/word/2010/wordprocessingCanvas" xmlns:cx="http://schemas.microsoft.com/office/drawing/2014/chartex" xmlns:cx1="http://schemas.microsoft.com/office/drawing/2015/9/8/chartex" xmlns:cx2="http://schemas.microsoft.com/office/drawing/2015/10/21/chartex" xmlns:cx3="http://schemas.microsoft.com/office/drawing/2016/5/9/chartex" xmlns:cx4="http://schemas.microsoft.com/office/drawing/2016/5/10/chartex" xmlns:cx5="http://schemas.microsoft.com/office/drawing/2016/5/11/chartex" xmlns:cx6="http://schemas.microsoft.com/office/drawing/2016/5/12/chartex" xmlns:cx7="http://schemas.microsoft.com/office/drawing/2016/5/13/chartex" xmlns:cx8="http://schemas.microsoft.com/office/drawing/2016/5/14/chartex" xmlns:mc="http://schemas.openxmlformats.org/markup-compatibility/2006" xmlns:aink="http://schemas.microsoft.com/office/drawing/2016/ink" xmlns:am3d="http://schemas.microsoft.com/office/drawing/2017/model3d" xmlns:o="urn:schemas-microsoft-com:office:office" xmlns:r="http://schemas.openxmlformats.org/officeDocument/2006/relationships" xmlns:m="http://schemas.openxmlformats.org/officeDocument/2006/math" xmlns:v="urn:schemas-microsoft-com:vml" xmlns:wp14="http://schemas.microsoft.com/office/word/2010/wordprocessingDrawing" xmlns:wp="http://schemas.openxmlformats.org/drawingml/2006/wordprocessingDrawing" xmlns:w10="urn:schemas-microsoft-com:office:word" xmlns:w="http://schemas.openxmlformats.org/wordprocessingml/2006/main" xmlns:w14="http://schemas.microsoft.com/office/word/2010/wordml" xmlns:w15="http://schemas.microsoft.com/office/word/2012/wordml" xmlns:w16cid="http://schemas.microsoft.com/office/word/2016/wordml/cid" xmlns:w16se="http://schemas.microsoft.com/office/word/2015/wordml/symex" xmlns:wpg="http://schemas.microsoft.com/office/word/2010/wordprocessingGroup" xmlns:wpi="http://schemas.microsoft.com/office/word/2010/wordprocessingInk" xmlns:wne="http://schemas.microsoft.com/office/word/2006/wordml" xmlns:wps="http://schemas.microsoft.com/office/word/2010/wordprocessingShape" mc:Ignorable="w14 w15 w16se w16cid wp14">
+<w:ftr xmlns:wpc="http://schemas.microsoft.com/office/word/2010/wordprocessingCanvas" xmlns:cx="http://schemas.microsoft.com/office/drawing/2014/chartex" xmlns:mc="http://schemas.openxmlformats.org/markup-compatibility/2006" xmlns:o="urn:schemas-microsoft-com:office:office" xmlns:r="http://schemas.openxmlformats.org/officeDocument/2006/relationships" xmlns:m="http://schemas.openxmlformats.org/officeDocument/2006/math" xmlns:v="urn:schemas-microsoft-com:vml" xmlns:wp14="http://schemas.microsoft.com/office/word/2010/wordprocessingDrawing" xmlns:wp="http://schemas.openxmlformats.org/drawingml/2006/wordprocessingDrawing" xmlns:w10="urn:schemas-microsoft-com:office:word" xmlns:w="http://schemas.openxmlformats.org/wordprocessingml/2006/main" xmlns:w14="http://schemas.microsoft.com/office/word/2010/wordml" xmlns:w15="http://schemas.microsoft.com/office/word/2012/wordml" xmlns:w16se="http://schemas.microsoft.com/office/word/2015/wordml/symex" xmlns:wpg="http://schemas.microsoft.com/office/word/2010/wordprocessingGroup" xmlns:wpi="http://schemas.microsoft.com/office/word/2010/wordprocessingInk" xmlns:wne="http://schemas.microsoft.com/office/word/2006/wordml" xmlns:wps="http://schemas.microsoft.com/office/word/2010/wordprocessingShape" mc:Ignorable="w14 w15 w16se wp14">
   <w:sdt>
     <w:sdtPr>
       <w:id w:val="-310487508"/>
@@ -1861,7 +1992,7 @@
     <w:sdtContent>
       <w:p>
         <w:pPr>
-          <w:pStyle w:val="af1"/>
+          <w:pStyle w:val="af0"/>
           <w:jc w:val="right"/>
         </w:pPr>
         <w:r>
@@ -1874,7 +2005,10 @@
           <w:fldChar w:fldCharType="separate"/>
         </w:r>
         <w:r>
-          <w:t>2</w:t>
+          <w:rPr>
+            <w:noProof/>
+          </w:rPr>
+          <w:t>7</w:t>
         </w:r>
         <w:r>
           <w:fldChar w:fldCharType="end"/>
@@ -1884,14 +2018,14 @@
   </w:sdt>
   <w:p>
     <w:pPr>
-      <w:pStyle w:val="af1"/>
+      <w:pStyle w:val="af0"/>
     </w:pPr>
   </w:p>
 </w:ftr>
 </file>
 
 <file path=word/footnotes.xml><?xml version="1.0" encoding="utf-8"?>
-<w:footnotes xmlns:wpc="http://schemas.microsoft.com/office/word/2010/wordprocessingCanvas" xmlns:cx="http://schemas.microsoft.com/office/drawing/2014/chartex" xmlns:cx1="http://schemas.microsoft.com/office/drawing/2015/9/8/chartex" xmlns:cx2="http://schemas.microsoft.com/office/drawing/2015/10/21/chartex" xmlns:cx3="http://schemas.microsoft.com/office/drawing/2016/5/9/chartex" xmlns:cx4="http://schemas.microsoft.com/office/drawing/2016/5/10/chartex" xmlns:cx5="http://schemas.microsoft.com/office/drawing/2016/5/11/chartex" xmlns:cx6="http://schemas.microsoft.com/office/drawing/2016/5/12/chartex" xmlns:cx7="http://schemas.microsoft.com/office/drawing/2016/5/13/chartex" xmlns:cx8="http://schemas.microsoft.com/office/drawing/2016/5/14/chartex" xmlns:mc="http://schemas.openxmlformats.org/markup-compatibility/2006" xmlns:aink="http://schemas.microsoft.com/office/drawing/2016/ink" xmlns:am3d="http://schemas.microsoft.com/office/drawing/2017/model3d" xmlns:o="urn:schemas-microsoft-com:office:office" xmlns:r="http://schemas.openxmlformats.org/officeDocument/2006/relationships" xmlns:m="http://schemas.openxmlformats.org/officeDocument/2006/math" xmlns:v="urn:schemas-microsoft-com:vml" xmlns:wp14="http://schemas.microsoft.com/office/word/2010/wordprocessingDrawing" xmlns:wp="http://schemas.openxmlformats.org/drawingml/2006/wordprocessingDrawing" xmlns:w10="urn:schemas-microsoft-com:office:word" xmlns:w="http://schemas.openxmlformats.org/wordprocessingml/2006/main" xmlns:w14="http://schemas.microsoft.com/office/word/2010/wordml" xmlns:w15="http://schemas.microsoft.com/office/word/2012/wordml" xmlns:w16cid="http://schemas.microsoft.com/office/word/2016/wordml/cid" xmlns:w16se="http://schemas.microsoft.com/office/word/2015/wordml/symex" xmlns:wpg="http://schemas.microsoft.com/office/word/2010/wordprocessingGroup" xmlns:wpi="http://schemas.microsoft.com/office/word/2010/wordprocessingInk" xmlns:wne="http://schemas.microsoft.com/office/word/2006/wordml" xmlns:wps="http://schemas.microsoft.com/office/word/2010/wordprocessingShape" mc:Ignorable="w14 w15 w16se w16cid wp14">
+<w:footnotes xmlns:wpc="http://schemas.microsoft.com/office/word/2010/wordprocessingCanvas" xmlns:cx="http://schemas.microsoft.com/office/drawing/2014/chartex" xmlns:mc="http://schemas.openxmlformats.org/markup-compatibility/2006" xmlns:o="urn:schemas-microsoft-com:office:office" xmlns:r="http://schemas.openxmlformats.org/officeDocument/2006/relationships" xmlns:m="http://schemas.openxmlformats.org/officeDocument/2006/math" xmlns:v="urn:schemas-microsoft-com:vml" xmlns:wp14="http://schemas.microsoft.com/office/word/2010/wordprocessingDrawing" xmlns:wp="http://schemas.openxmlformats.org/drawingml/2006/wordprocessingDrawing" xmlns:w10="urn:schemas-microsoft-com:office:word" xmlns:w="http://schemas.openxmlformats.org/wordprocessingml/2006/main" xmlns:w14="http://schemas.microsoft.com/office/word/2010/wordml" xmlns:w15="http://schemas.microsoft.com/office/word/2012/wordml" xmlns:w16se="http://schemas.microsoft.com/office/word/2015/wordml/symex" xmlns:wpg="http://schemas.microsoft.com/office/word/2010/wordprocessingGroup" xmlns:wpi="http://schemas.microsoft.com/office/word/2010/wordprocessingInk" xmlns:wne="http://schemas.microsoft.com/office/word/2006/wordml" xmlns:wps="http://schemas.microsoft.com/office/word/2010/wordprocessingShape" mc:Ignorable="w14 w15 w16se wp14">
   <w:footnote w:type="separator" w:id="-1">
     <w:p>
       <w:pPr>
@@ -1916,7 +2050,7 @@
 </file>
 
 <file path=word/styles.xml><?xml version="1.0" encoding="utf-8"?>
-<w:styles xmlns:mc="http://schemas.openxmlformats.org/markup-compatibility/2006" xmlns:r="http://schemas.openxmlformats.org/officeDocument/2006/relationships" xmlns:w="http://schemas.openxmlformats.org/wordprocessingml/2006/main" xmlns:w14="http://schemas.microsoft.com/office/word/2010/wordml" xmlns:w15="http://schemas.microsoft.com/office/word/2012/wordml" xmlns:w16cid="http://schemas.microsoft.com/office/word/2016/wordml/cid" xmlns:w16se="http://schemas.microsoft.com/office/word/2015/wordml/symex" mc:Ignorable="w14 w15 w16se w16cid">
+<w:styles xmlns:mc="http://schemas.openxmlformats.org/markup-compatibility/2006" xmlns:r="http://schemas.openxmlformats.org/officeDocument/2006/relationships" xmlns:w="http://schemas.openxmlformats.org/wordprocessingml/2006/main" xmlns:w14="http://schemas.microsoft.com/office/word/2010/wordml" xmlns:w15="http://schemas.microsoft.com/office/word/2012/wordml" xmlns:w16se="http://schemas.microsoft.com/office/word/2015/wordml/symex" mc:Ignorable="w14 w15 w16se">
   <w:docDefaults>
     <w:rPrDefault>
       <w:rPr>
@@ -1934,7 +2068,7 @@
       </w:pPr>
     </w:pPrDefault>
   </w:docDefaults>
-  <w:latentStyles w:defLockedState="0" w:defUIPriority="99" w:defSemiHidden="0" w:defUnhideWhenUsed="0" w:defQFormat="0" w:count="375">
+  <w:latentStyles w:defLockedState="0" w:defUIPriority="99" w:defSemiHidden="0" w:defUnhideWhenUsed="0" w:defQFormat="0" w:count="371">
     <w:lsdException w:name="Normal" w:uiPriority="0" w:qFormat="1"/>
     <w:lsdException w:name="heading 1" w:uiPriority="9" w:qFormat="1"/>
     <w:lsdException w:name="heading 2" w:semiHidden="1" w:uiPriority="9" w:unhideWhenUsed="1" w:qFormat="1"/>
@@ -2306,10 +2440,6 @@
     <w:lsdException w:name="List Table 5 Dark Accent 6" w:uiPriority="50"/>
     <w:lsdException w:name="List Table 6 Colorful Accent 6" w:uiPriority="51"/>
     <w:lsdException w:name="List Table 7 Colorful Accent 6" w:uiPriority="52"/>
-    <w:lsdException w:name="Mention" w:semiHidden="1" w:unhideWhenUsed="1"/>
-    <w:lsdException w:name="Smart Hyperlink" w:semiHidden="1" w:unhideWhenUsed="1"/>
-    <w:lsdException w:name="Hashtag" w:semiHidden="1" w:unhideWhenUsed="1"/>
-    <w:lsdException w:name="Unresolved Mention" w:semiHidden="1" w:unhideWhenUsed="1"/>
   </w:latentStyles>
   <w:style w:type="paragraph" w:default="1" w:styleId="a">
     <w:name w:val="Normal"/>
@@ -2891,7 +3021,7 @@
       <w:u w:val="single"/>
     </w:rPr>
   </w:style>
-  <w:style w:type="character" w:styleId="ad">
+  <w:style w:type="character" w:customStyle="1" w:styleId="UnresolvedMention">
     <w:name w:val="Unresolved Mention"/>
     <w:basedOn w:val="a0"/>
     <w:uiPriority w:val="99"/>
@@ -2903,7 +3033,7 @@
       <w:shd w:val="clear" w:color="auto" w:fill="E1DFDD"/>
     </w:rPr>
   </w:style>
-  <w:style w:type="paragraph" w:styleId="ae">
+  <w:style w:type="paragraph" w:styleId="ad">
     <w:name w:val="TOC Heading"/>
     <w:basedOn w:val="1"/>
     <w:next w:val="a"/>
@@ -2950,10 +3080,10 @@
       <w:ind w:left="280"/>
     </w:pPr>
   </w:style>
-  <w:style w:type="paragraph" w:styleId="af">
+  <w:style w:type="paragraph" w:styleId="ae">
     <w:name w:val="header"/>
     <w:basedOn w:val="a"/>
-    <w:link w:val="af0"/>
+    <w:link w:val="af"/>
     <w:uiPriority w:val="99"/>
     <w:unhideWhenUsed/>
     <w:rsid w:val="00343416"/>
@@ -2965,10 +3095,10 @@
       <w:spacing w:line="240" w:lineRule="auto"/>
     </w:pPr>
   </w:style>
-  <w:style w:type="character" w:customStyle="1" w:styleId="af0">
+  <w:style w:type="character" w:customStyle="1" w:styleId="af">
     <w:name w:val="Верхний колонтитул Знак"/>
     <w:basedOn w:val="a0"/>
-    <w:link w:val="af"/>
+    <w:link w:val="ae"/>
     <w:uiPriority w:val="99"/>
     <w:rsid w:val="00343416"/>
     <w:rPr>
@@ -2979,10 +3109,10 @@
       <w14:ligatures w14:val="none"/>
     </w:rPr>
   </w:style>
-  <w:style w:type="paragraph" w:styleId="af1">
+  <w:style w:type="paragraph" w:styleId="af0">
     <w:name w:val="footer"/>
     <w:basedOn w:val="a"/>
-    <w:link w:val="af2"/>
+    <w:link w:val="af1"/>
     <w:uiPriority w:val="99"/>
     <w:unhideWhenUsed/>
     <w:rsid w:val="00343416"/>
@@ -2994,10 +3124,10 @@
       <w:spacing w:line="240" w:lineRule="auto"/>
     </w:pPr>
   </w:style>
-  <w:style w:type="character" w:customStyle="1" w:styleId="af2">
+  <w:style w:type="character" w:customStyle="1" w:styleId="af1">
     <w:name w:val="Нижний колонтитул Знак"/>
     <w:basedOn w:val="a0"/>
-    <w:link w:val="af1"/>
+    <w:link w:val="af0"/>
     <w:uiPriority w:val="99"/>
     <w:rsid w:val="00343416"/>
     <w:rPr>
@@ -3008,7 +3138,7 @@
       <w14:ligatures w14:val="none"/>
     </w:rPr>
   </w:style>
-  <w:style w:type="character" w:styleId="af3">
+  <w:style w:type="character" w:styleId="af2">
     <w:name w:val="FollowedHyperlink"/>
     <w:basedOn w:val="a0"/>
     <w:uiPriority w:val="99"/>
@@ -3020,10 +3150,10 @@
       <w:u w:val="single"/>
     </w:rPr>
   </w:style>
-  <w:style w:type="paragraph" w:styleId="af4">
+  <w:style w:type="paragraph" w:styleId="af3">
     <w:name w:val="Balloon Text"/>
     <w:basedOn w:val="a"/>
-    <w:link w:val="af5"/>
+    <w:link w:val="af4"/>
     <w:uiPriority w:val="99"/>
     <w:semiHidden/>
     <w:unhideWhenUsed/>
@@ -3037,10 +3167,10 @@
       <w:szCs w:val="18"/>
     </w:rPr>
   </w:style>
-  <w:style w:type="character" w:customStyle="1" w:styleId="af5">
+  <w:style w:type="character" w:customStyle="1" w:styleId="af4">
     <w:name w:val="Текст выноски Знак"/>
     <w:basedOn w:val="a0"/>
-    <w:link w:val="af4"/>
+    <w:link w:val="af3"/>
     <w:uiPriority w:val="99"/>
     <w:semiHidden/>
     <w:rsid w:val="0065027B"/>
@@ -3355,7 +3485,7 @@
 </file>
 
 <file path=customXml/itemProps1.xml><?xml version="1.0" encoding="utf-8"?>
-<ds:datastoreItem xmlns:ds="http://schemas.openxmlformats.org/officeDocument/2006/customXml" ds:itemID="{5D1DCEF5-058A-4551-A4AB-4EDF6F481873}">
+<ds:datastoreItem xmlns:ds="http://schemas.openxmlformats.org/officeDocument/2006/customXml" ds:itemID="{970207E8-8F2C-4B16-8A81-199526377562}">
   <ds:schemaRefs>
     <ds:schemaRef ds:uri="http://schemas.openxmlformats.org/officeDocument/2006/bibliography"/>
   </ds:schemaRefs>

--- a/project.docx
+++ b/project.docx
@@ -1445,7 +1445,15 @@
       </w:r>
       <w:proofErr w:type="spellEnd"/>
       <w:r>
-        <w:t>, PyQt6), метод сравнительного анализа (ручной раскрой против машинного), метод визуализации данных.</w:t>
+        <w:t>, PyQt6), метод сравнительного анализа (р</w:t>
+      </w:r>
+      <w:r>
+        <w:t>учной раскрой против машинного)</w:t>
+      </w:r>
+      <w:bookmarkStart w:id="1" w:name="_GoBack"/>
+      <w:bookmarkEnd w:id="1"/>
+      <w:r>
+        <w:t>.</w:t>
       </w:r>
     </w:p>
     <w:p>
@@ -1523,15 +1531,15 @@
       <w:pPr>
         <w:pStyle w:val="1"/>
       </w:pPr>
-      <w:bookmarkStart w:id="1" w:name="_Toc222908222"/>
+      <w:bookmarkStart w:id="2" w:name="_Toc222908222"/>
       <w:r>
         <w:lastRenderedPageBreak/>
         <w:t>Глава 1. Теория по вашей теме</w:t>
       </w:r>
-      <w:bookmarkEnd w:id="1"/>
-    </w:p>
-    <w:p>
-      <w:bookmarkStart w:id="2" w:name="_Toc222908223"/>
+      <w:bookmarkEnd w:id="2"/>
+    </w:p>
+    <w:p>
+      <w:bookmarkStart w:id="3" w:name="_Toc222908223"/>
       <w:r>
         <w:t>Теоретическая часть проекта посвящена анализу проблемы эффективного использования материала. Мы рассмотрим, какие типы задач раскроя существуют и какие математические методы помогают их решать.</w:t>
       </w:r>
@@ -1549,10 +1557,10 @@
       <w:r>
         <w:t>онятия объекта</w:t>
       </w:r>
-      <w:bookmarkEnd w:id="2"/>
-    </w:p>
-    <w:p>
-      <w:bookmarkStart w:id="3" w:name="_Toc222908224"/>
+      <w:bookmarkEnd w:id="3"/>
+    </w:p>
+    <w:p>
+      <w:bookmarkStart w:id="4" w:name="_Toc222908224"/>
       <w:r>
         <w:t xml:space="preserve">В общем виде задача двумерной упаковки звучит так: имеется набор прямоугольников (или других фигур) и один большой контейнер. Нужно разместить все маленькие объекты внутри большого так, чтобы они не пересекались и занимали как можно меньше места. Если высота контейнера не ограничена, мы говорим о задаче </w:t>
       </w:r>
@@ -1596,14 +1604,15 @@
       </w:r>
     </w:p>
     <w:p>
+      <w:pPr>
+        <w:pStyle w:val="2"/>
+      </w:pPr>
       <w:r>
         <w:t xml:space="preserve">1.2. Про </w:t>
       </w:r>
       <w:r>
         <w:t>предмет исследования</w:t>
       </w:r>
-      <w:bookmarkStart w:id="4" w:name="_GoBack"/>
-      <w:bookmarkEnd w:id="3"/>
       <w:bookmarkEnd w:id="4"/>
     </w:p>
     <w:p>
@@ -1714,6 +1723,9 @@
     </w:p>
     <w:p/>
     <w:p>
+      <w:pPr>
+        <w:pStyle w:val="2"/>
+      </w:pPr>
       <w:r>
         <w:t>Выводы по Главе 1</w:t>
       </w:r>
@@ -2008,7 +2020,7 @@
           <w:rPr>
             <w:noProof/>
           </w:rPr>
-          <w:t>7</w:t>
+          <w:t>10</w:t>
         </w:r>
         <w:r>
           <w:fldChar w:fldCharType="end"/>
@@ -3485,7 +3497,7 @@
 </file>
 
 <file path=customXml/itemProps1.xml><?xml version="1.0" encoding="utf-8"?>
-<ds:datastoreItem xmlns:ds="http://schemas.openxmlformats.org/officeDocument/2006/customXml" ds:itemID="{970207E8-8F2C-4B16-8A81-199526377562}">
+<ds:datastoreItem xmlns:ds="http://schemas.openxmlformats.org/officeDocument/2006/customXml" ds:itemID="{931EC8D6-1281-41FF-8AA2-C2CF9B7222DB}">
   <ds:schemaRefs>
     <ds:schemaRef ds:uri="http://schemas.openxmlformats.org/officeDocument/2006/bibliography"/>
   </ds:schemaRefs>
